--- a/docs/Technical Resume.docx
+++ b/docs/Technical Resume.docx
@@ -7,14 +7,65 @@
         <w:widowControl w:val="0"/>
         <w:spacing w:after="8"/>
         <w:jc w:val="center"/>
-      </w:pPr>
-      <w:r>
-        <w:rPr>
+        <w:rPr>
+          <w:rFonts w:eastAsia="맑은 고딕"/>
           <w:b/>
           <w:sz w:val="36"/>
+          <w:lang w:eastAsia="ko-KR"/>
+        </w:rPr>
+      </w:pPr>
+      <w:r>
+        <w:rPr>
+          <w:b/>
+          <w:sz w:val="36"/>
         </w:rPr>
         <w:t>Gyuwon Na</w:t>
       </w:r>
+    </w:p>
+    <w:p>
+      <w:pPr>
+        <w:widowControl w:val="0"/>
+        <w:spacing w:after="8"/>
+        <w:jc w:val="center"/>
+        <w:rPr>
+          <w:rFonts w:eastAsia="맑은 고딕"/>
+          <w:bCs/>
+          <w:sz w:val="22"/>
+          <w:lang w:eastAsia="ko-KR"/>
+        </w:rPr>
+      </w:pPr>
+      <w:r>
+        <w:rPr>
+          <w:rFonts w:eastAsia="맑은 고딕" w:hint="eastAsia"/>
+          <w:bCs/>
+          <w:sz w:val="22"/>
+          <w:lang w:eastAsia="ko-KR"/>
+        </w:rPr>
+        <w:t>Software Engineer</w:t>
+      </w:r>
+      <w:r>
+        <w:rPr>
+          <w:rFonts w:eastAsia="맑은 고딕" w:hint="eastAsia"/>
+          <w:bCs/>
+          <w:sz w:val="22"/>
+          <w:lang w:eastAsia="ko-KR"/>
+        </w:rPr>
+        <w:t xml:space="preserve"> | Computer Vision Engineer | Autonomy Software Engineer</w:t>
+      </w:r>
+    </w:p>
+    <w:p>
+      <w:pPr>
+        <w:widowControl w:val="0"/>
+        <w:spacing w:after="8"/>
+        <w:jc w:val="center"/>
+        <w:rPr>
+          <w:rFonts w:eastAsia="맑은 고딕"/>
+          <w:bCs/>
+          <w:sz w:val="4"/>
+          <w:szCs w:val="4"/>
+          <w:lang w:eastAsia="ko-KR"/>
+        </w:rPr>
+      </w:pPr>
     </w:p>
     <w:p>
       <w:pPr>
@@ -126,42 +177,12 @@
       </w:r>
       <w:r>
         <w:rPr>
-          <w:b/>
-          <w:sz w:val="18"/>
-        </w:rPr>
-        <w:t xml:space="preserve">Aug 2026 </w:t>
-      </w:r>
-      <w:r>
-        <w:rPr>
-          <w:b/>
-          <w:sz w:val="18"/>
-        </w:rPr>
-        <w:t>–</w:t>
-      </w:r>
-      <w:r>
-        <w:rPr>
-          <w:b/>
-          <w:sz w:val="18"/>
-        </w:rPr>
-        <w:t xml:space="preserve"> </w:t>
-      </w:r>
-      <w:r>
-        <w:rPr>
-          <w:rFonts w:eastAsia="맑은 고딕"/>
-          <w:b/>
-          <w:sz w:val="18"/>
-          <w:lang w:eastAsia="ko-KR"/>
-        </w:rPr>
-        <w:t>Expected</w:t>
-      </w:r>
-      <w:r>
-        <w:rPr>
           <w:rFonts w:eastAsia="맑은 고딕" w:hint="eastAsia"/>
           <w:b/>
           <w:sz w:val="18"/>
           <w:lang w:eastAsia="ko-KR"/>
         </w:rPr>
-        <w:t xml:space="preserve"> May 2028</w:t>
+        <w:t>May 2028</w:t>
       </w:r>
     </w:p>
     <w:p>
@@ -265,73 +286,6 @@
       </w:r>
       <w:r>
         <w:t xml:space="preserve"> | GPA: 4.38 / 4.5</w:t>
-      </w:r>
-    </w:p>
-    <w:p>
-      <w:pPr>
-        <w:widowControl w:val="0"/>
-        <w:spacing w:after="8"/>
-        <w:rPr>
-          <w:rFonts w:eastAsia="맑은 고딕"/>
-          <w:lang w:eastAsia="ko-KR"/>
-        </w:rPr>
-      </w:pPr>
-      <w:r>
-        <w:rPr>
-          <w:b/>
-        </w:rPr>
-        <w:t xml:space="preserve">Coursework: </w:t>
-      </w:r>
-      <w:r>
-        <w:t>Computer Graphics,</w:t>
-      </w:r>
-      <w:r>
-        <w:rPr>
-          <w:rFonts w:eastAsia="맑은 고딕" w:hint="eastAsia"/>
-          <w:lang w:eastAsia="ko-KR"/>
-        </w:rPr>
-        <w:t xml:space="preserve"> </w:t>
-      </w:r>
-      <w:r>
-        <w:t xml:space="preserve">Data Structures, </w:t>
-      </w:r>
-      <w:r>
-        <w:rPr>
-          <w:rFonts w:eastAsia="맑은 고딕" w:hint="eastAsia"/>
-          <w:lang w:eastAsia="ko-KR"/>
-        </w:rPr>
-        <w:t>Computer Network</w:t>
-      </w:r>
-      <w:r>
-        <w:rPr>
-          <w:rFonts w:eastAsia="맑은 고딕" w:hint="eastAsia"/>
-          <w:lang w:eastAsia="ko-KR"/>
-        </w:rPr>
-        <w:t>s</w:t>
-      </w:r>
-      <w:r>
-        <w:rPr>
-          <w:rFonts w:eastAsia="맑은 고딕" w:hint="eastAsia"/>
-          <w:lang w:eastAsia="ko-KR"/>
-        </w:rPr>
-        <w:t xml:space="preserve">, </w:t>
-      </w:r>
-      <w:r>
-        <w:t>Digital Signal Processing</w:t>
-      </w:r>
-      <w:r>
-        <w:rPr>
-          <w:rFonts w:eastAsia="맑은 고딕" w:hint="eastAsia"/>
-          <w:lang w:eastAsia="ko-KR"/>
-        </w:rPr>
-        <w:t xml:space="preserve">, </w:t>
-      </w:r>
-      <w:r>
-        <w:rPr>
-          <w:rFonts w:eastAsia="맑은 고딕"/>
-          <w:lang w:eastAsia="ko-KR"/>
-        </w:rPr>
-        <w:t>Circuit Analysis</w:t>
       </w:r>
     </w:p>
     <w:p>
@@ -472,8 +426,8 @@
         <w:spacing w:after="8"/>
         <w:rPr>
           <w:rFonts w:eastAsia="맑은 고딕"/>
-          <w:sz w:val="12"/>
-          <w:szCs w:val="14"/>
+          <w:sz w:val="10"/>
+          <w:szCs w:val="12"/>
           <w:lang w:eastAsia="ko-KR"/>
         </w:rPr>
       </w:pPr>
@@ -818,8 +772,8 @@
         <w:spacing w:after="0"/>
         <w:rPr>
           <w:rFonts w:eastAsia="맑은 고딕"/>
-          <w:sz w:val="12"/>
-          <w:szCs w:val="14"/>
+          <w:sz w:val="10"/>
+          <w:szCs w:val="12"/>
           <w:lang w:eastAsia="ko-KR"/>
         </w:rPr>
       </w:pPr>
@@ -1086,14 +1040,7 @@
           <w:sz w:val="18"/>
           <w:lang w:eastAsia="ko-KR"/>
         </w:rPr>
-        <w:t xml:space="preserve">Personal </w:t>
-      </w:r>
-      <w:r>
-        <w:rPr>
-          <w:b/>
-          <w:sz w:val="18"/>
-        </w:rPr>
-        <w:t>Project</w:t>
+        <w:t>Computer Vision Engineer</w:t>
       </w:r>
       <w:r>
         <w:rPr>
@@ -1212,14 +1159,21 @@
           <w:b/>
           <w:szCs w:val="19"/>
         </w:rPr>
-        <w:t>RANSAC-based geometric verificatio</w:t>
+        <w:t>RANSAC-based geometric verifica</w:t>
+      </w:r>
+      <w:r>
+        <w:rPr>
+          <w:b/>
+          <w:szCs w:val="19"/>
+        </w:rPr>
+        <w:t>tion</w:t>
       </w:r>
       <w:r>
         <w:rPr>
           <w:bCs/>
           <w:szCs w:val="19"/>
         </w:rPr>
-        <w:t>n to reject ambiguous feature matches.</w:t>
+        <w:t xml:space="preserve"> to reject ambiguous feature matches.</w:t>
       </w:r>
     </w:p>
     <w:p>

--- a/docs/Technical Resume.docx
+++ b/docs/Technical Resume.docx
@@ -341,7 +341,7 @@
         <w:widowControl w:val="0"/>
         <w:spacing w:after="3"/>
         <w:rPr>
-          <w:rFonts w:eastAsia="맑은 고딕"/>
+          <w:rFonts w:eastAsia="맑은 고딕" w:hint="eastAsia"/>
           <w:lang w:eastAsia="ko-KR"/>
         </w:rPr>
       </w:pPr>
@@ -372,13 +372,28 @@
         <w:t xml:space="preserve">: </w:t>
       </w:r>
       <w:r>
-        <w:t>Linux, CMake, Git/GitHub, ROS 2 / ROS 1, Docker</w:t>
+        <w:t xml:space="preserve">Linux, </w:t>
+      </w:r>
+      <w:proofErr w:type="spellStart"/>
+      <w:r>
+        <w:t>CMake</w:t>
+      </w:r>
+      <w:proofErr w:type="spellEnd"/>
+      <w:r>
+        <w:t>, Git/GitHub, ROS 2 / ROS 1, Docker</w:t>
       </w:r>
       <w:r>
         <w:rPr>
           <w:rFonts w:eastAsia="맑은 고딕" w:hint="eastAsia"/>
         </w:rPr>
         <w:t>, MATLAB</w:t>
+      </w:r>
+      <w:r>
+        <w:rPr>
+          <w:rFonts w:eastAsia="맑은 고딕" w:hint="eastAsia"/>
+          <w:lang w:eastAsia="ko-KR"/>
+        </w:rPr>
+        <w:t>, Vulkan</w:t>
       </w:r>
     </w:p>
     <w:p>
@@ -417,7 +432,15 @@
         <w:t xml:space="preserve">: </w:t>
       </w:r>
       <w:r>
-        <w:t>OpenGL, WebGL, OpenCV, PyTorch, CUDA, Unity</w:t>
+        <w:t xml:space="preserve">OpenGL, WebGL, OpenCV, </w:t>
+      </w:r>
+      <w:proofErr w:type="spellStart"/>
+      <w:r>
+        <w:t>PyTorch</w:t>
+      </w:r>
+      <w:proofErr w:type="spellEnd"/>
+      <w:r>
+        <w:t>, CUDA, Unity</w:t>
       </w:r>
     </w:p>
     <w:p>
@@ -552,7 +575,35 @@
         <w:rPr>
           <w:szCs w:val="19"/>
         </w:rPr>
-        <w:t>; evaluated across COCO, HPatches, and MegaDepth with fixed-angle stress tests, baselines, ablations, and failure-case analysis</w:t>
+        <w:t xml:space="preserve">; evaluated across COCO, </w:t>
+      </w:r>
+      <w:proofErr w:type="spellStart"/>
+      <w:r>
+        <w:rPr>
+          <w:szCs w:val="19"/>
+        </w:rPr>
+        <w:t>HPatches</w:t>
+      </w:r>
+      <w:proofErr w:type="spellEnd"/>
+      <w:r>
+        <w:rPr>
+          <w:szCs w:val="19"/>
+        </w:rPr>
+        <w:t xml:space="preserve">, and </w:t>
+      </w:r>
+      <w:proofErr w:type="spellStart"/>
+      <w:r>
+        <w:rPr>
+          <w:szCs w:val="19"/>
+        </w:rPr>
+        <w:t>MegaDepth</w:t>
+      </w:r>
+      <w:proofErr w:type="spellEnd"/>
+      <w:r>
+        <w:rPr>
+          <w:szCs w:val="19"/>
+        </w:rPr>
+        <w:t xml:space="preserve"> with fixed-angle stress tests, baselines, ablations, and failure-case analysis</w:t>
       </w:r>
       <w:r>
         <w:rPr>
@@ -671,7 +722,25 @@
           <w:bCs/>
           <w:szCs w:val="19"/>
         </w:rPr>
-        <w:t>73.7 px to 9.1</w:t>
+        <w:t xml:space="preserve">73.7 </w:t>
+      </w:r>
+      <w:proofErr w:type="spellStart"/>
+      <w:r>
+        <w:rPr>
+          <w:b/>
+          <w:bCs/>
+          <w:szCs w:val="19"/>
+        </w:rPr>
+        <w:t>px</w:t>
+      </w:r>
+      <w:proofErr w:type="spellEnd"/>
+      <w:r>
+        <w:rPr>
+          <w:b/>
+          <w:bCs/>
+          <w:szCs w:val="19"/>
+        </w:rPr>
+        <w:t xml:space="preserve"> to 9.1</w:t>
       </w:r>
       <w:r>
         <w:rPr>
@@ -683,6 +752,7 @@
         </w:rPr>
         <w:t xml:space="preserve"> </w:t>
       </w:r>
+      <w:proofErr w:type="spellStart"/>
       <w:r>
         <w:rPr>
           <w:b/>
@@ -691,6 +761,7 @@
         </w:rPr>
         <w:t>px</w:t>
       </w:r>
+      <w:proofErr w:type="spellEnd"/>
       <w:r>
         <w:rPr>
           <w:szCs w:val="19"/>
@@ -1436,6 +1507,7 @@
         </w:rPr>
         <w:t xml:space="preserve">and debugging the rendering pipeline with </w:t>
       </w:r>
+      <w:proofErr w:type="spellStart"/>
       <w:r>
         <w:rPr>
           <w:b/>
@@ -1444,6 +1516,7 @@
         </w:rPr>
         <w:t>RenderDoc</w:t>
       </w:r>
+      <w:proofErr w:type="spellEnd"/>
       <w:r>
         <w:rPr>
           <w:szCs w:val="19"/>
@@ -1606,6 +1679,7 @@
         </w:rPr>
         <w:t xml:space="preserve">C++ / </w:t>
       </w:r>
+      <w:proofErr w:type="spellStart"/>
       <w:r>
         <w:rPr>
           <w:rFonts w:eastAsia="맑은 고딕" w:hint="eastAsia"/>
@@ -1620,7 +1694,15 @@
           <w:b/>
           <w:szCs w:val="19"/>
         </w:rPr>
-        <w:t>aylib cafe-management game</w:t>
+        <w:t>aylib</w:t>
+      </w:r>
+      <w:proofErr w:type="spellEnd"/>
+      <w:r>
+        <w:rPr>
+          <w:b/>
+          <w:szCs w:val="19"/>
+        </w:rPr>
+        <w:t xml:space="preserve"> cafe-management game</w:t>
       </w:r>
       <w:r>
         <w:rPr>

--- a/docs/Technical Resume.docx
+++ b/docs/Technical Resume.docx
@@ -341,7 +341,7 @@
         <w:widowControl w:val="0"/>
         <w:spacing w:after="3"/>
         <w:rPr>
-          <w:rFonts w:eastAsia="맑은 고딕" w:hint="eastAsia"/>
+          <w:rFonts w:eastAsia="맑은 고딕"/>
           <w:lang w:eastAsia="ko-KR"/>
         </w:rPr>
       </w:pPr>
@@ -473,6 +473,10 @@
           <w:tab w:val="right" w:pos="10800"/>
         </w:tabs>
         <w:spacing w:before="8" w:after="6"/>
+        <w:rPr>
+          <w:rFonts w:eastAsia="맑은 고딕"/>
+          <w:lang w:eastAsia="ko-KR"/>
+        </w:rPr>
       </w:pPr>
       <w:r>
         <w:rPr>
@@ -498,7 +502,30 @@
           <w:b/>
           <w:sz w:val="18"/>
         </w:rPr>
-        <w:t>Aug 2025 - Present</w:t>
+        <w:t xml:space="preserve">Aug 2025 </w:t>
+      </w:r>
+      <w:r>
+        <w:rPr>
+          <w:b/>
+          <w:sz w:val="18"/>
+        </w:rPr>
+        <w:t>–</w:t>
+      </w:r>
+      <w:r>
+        <w:rPr>
+          <w:b/>
+          <w:sz w:val="18"/>
+        </w:rPr>
+        <w:t xml:space="preserve"> </w:t>
+      </w:r>
+      <w:r>
+        <w:rPr>
+          <w:rFonts w:eastAsia="맑은 고딕" w:hint="eastAsia"/>
+          <w:b/>
+          <w:sz w:val="18"/>
+          <w:lang w:eastAsia="ko-KR"/>
+        </w:rPr>
+        <w:t>Aug 2026</w:t>
       </w:r>
     </w:p>
     <w:p>
@@ -787,9 +814,9 @@
       <w:pPr>
         <w:pStyle w:val="ResumeBullet"/>
         <w:widowControl w:val="0"/>
-        <w:spacing w:after="0"/>
-        <w:rPr>
-          <w:rFonts w:eastAsia="맑은 고딕"/>
+        <w:rPr>
+          <w:rFonts w:eastAsia="맑은 고딕" w:hint="eastAsia"/>
+          <w:bCs/>
           <w:szCs w:val="19"/>
           <w:lang w:eastAsia="ko-KR"/>
         </w:rPr>
@@ -799,41 +826,39 @@
           <w:b/>
           <w:szCs w:val="19"/>
         </w:rPr>
-        <w:t xml:space="preserve">•  </w:t>
-      </w:r>
-      <w:r>
-        <w:rPr>
-          <w:szCs w:val="19"/>
-        </w:rPr>
-        <w:t xml:space="preserve">First author of an </w:t>
-      </w:r>
-      <w:r>
-        <w:rPr>
-          <w:b/>
+        <w:t>•</w:t>
+      </w:r>
+      <w:r>
+        <w:rPr>
+          <w:rFonts w:ascii="굴림" w:eastAsia="굴림" w:hAnsi="굴림" w:cs="굴림"/>
+          <w:sz w:val="24"/>
+          <w:szCs w:val="24"/>
+          <w:lang w:eastAsia="ko-KR"/>
+        </w:rPr>
+        <w:t xml:space="preserve"> </w:t>
+      </w:r>
+      <w:r>
+        <w:rPr>
           <w:bCs/>
           <w:szCs w:val="19"/>
         </w:rPr>
-        <w:t>Image and Vision Computing</w:t>
-      </w:r>
-      <w:r>
-        <w:rPr>
+        <w:t xml:space="preserve">First author of a manuscript in preparation for submission to </w:t>
+      </w:r>
+      <w:r>
+        <w:rPr>
+          <w:bCs/>
+          <w:i/>
+          <w:iCs/>
           <w:szCs w:val="19"/>
         </w:rPr>
-        <w:t xml:space="preserve"> manuscript under review and a </w:t>
-      </w:r>
-      <w:r>
-        <w:rPr>
-          <w:b/>
+        <w:t>Visual Computing for Industry, Biomedicine, and Art</w:t>
+      </w:r>
+      <w:r>
+        <w:rPr>
           <w:bCs/>
           <w:szCs w:val="19"/>
         </w:rPr>
-        <w:t>KMMS Fall Conference</w:t>
-      </w:r>
-      <w:r>
-        <w:rPr>
-          <w:szCs w:val="19"/>
-        </w:rPr>
-        <w:t xml:space="preserve"> poster on adaptive lane detection.</w:t>
+        <w:t>; co-author of a KMMS Fall Conference proceedings paper and poster presentation.</w:t>
       </w:r>
     </w:p>
     <w:p>
@@ -3038,7 +3063,6 @@
   <w:style w:type="character" w:default="1" w:styleId="a2">
     <w:name w:val="Default Paragraph Font"/>
     <w:uiPriority w:val="1"/>
-    <w:semiHidden/>
     <w:unhideWhenUsed/>
   </w:style>
   <w:style w:type="table" w:default="1" w:styleId="a3">
@@ -13830,6 +13854,19 @@
     <w:rPr>
       <w:rFonts w:ascii="Times New Roman" w:hAnsi="Times New Roman"/>
       <w:sz w:val="19"/>
+    </w:rPr>
+  </w:style>
+  <w:style w:type="paragraph" w:styleId="aff1">
+    <w:name w:val="Normal (Web)"/>
+    <w:basedOn w:val="a1"/>
+    <w:uiPriority w:val="99"/>
+    <w:semiHidden/>
+    <w:unhideWhenUsed/>
+    <w:rsid w:val="005017C6"/>
+    <w:rPr>
+      <w:rFonts w:cs="Times New Roman"/>
+      <w:sz w:val="24"/>
+      <w:szCs w:val="24"/>
     </w:rPr>
   </w:style>
 </w:styles>
